--- a/Documentacion/PDFs/Tarea5.docx
+++ b/Documentacion/PDFs/Tarea5.docx
@@ -1489,6 +1489,7 @@
       <w:r>
         <w:rPr>
           <w:rFonts w:ascii="Arial" w:hAnsi="Arial" w:cs="Arial"/>
+          <w:noProof/>
         </w:rPr>
         <w:drawing>
           <wp:inline distT="0" distB="0" distL="0" distR="0" wp14:anchorId="7A48AE1C" wp14:editId="5CB5B7F2">
@@ -1551,6 +1552,7 @@
       <w:r>
         <w:rPr>
           <w:rFonts w:ascii="Arial" w:hAnsi="Arial" w:cs="Arial"/>
+          <w:noProof/>
         </w:rPr>
         <w:drawing>
           <wp:inline distT="0" distB="0" distL="0" distR="0" wp14:anchorId="44F4B7F8" wp14:editId="407C8DA6">
@@ -1614,6 +1616,7 @@
       <w:r>
         <w:rPr>
           <w:rFonts w:ascii="Arial" w:hAnsi="Arial" w:cs="Arial"/>
+          <w:noProof/>
         </w:rPr>
         <w:drawing>
           <wp:inline distT="0" distB="0" distL="0" distR="0" wp14:anchorId="60378647" wp14:editId="0B2F227A">
@@ -1679,6 +1682,7 @@
       <w:r>
         <w:rPr>
           <w:rFonts w:ascii="Arial" w:hAnsi="Arial" w:cs="Arial"/>
+          <w:noProof/>
         </w:rPr>
         <w:drawing>
           <wp:inline distT="0" distB="0" distL="0" distR="0" wp14:anchorId="0A78B9E9" wp14:editId="16716E8F">
@@ -1794,6 +1798,7 @@
       <w:r>
         <w:rPr>
           <w:rFonts w:ascii="Arial" w:hAnsi="Arial" w:cs="Arial"/>
+          <w:noProof/>
         </w:rPr>
         <w:drawing>
           <wp:inline distT="0" distB="0" distL="0" distR="0" wp14:anchorId="2BFC8523" wp14:editId="7163C5C3">
@@ -1854,6 +1859,7 @@
       <w:r>
         <w:rPr>
           <w:rFonts w:ascii="Arial" w:hAnsi="Arial" w:cs="Arial"/>
+          <w:noProof/>
         </w:rPr>
         <w:drawing>
           <wp:inline distT="0" distB="0" distL="0" distR="0" wp14:anchorId="36362790" wp14:editId="0C172534">
